--- a/outputs/escalation_report.docx
+++ b/outputs/escalation_report.docx
@@ -59,7 +59,7 @@
     </w:p>
     <w:p>
       <w:r>
-        <w:t>Agent with over 365 days tenure committed two FATAL confidentiality breaches by sharing case information without proper verification and with an unauthorized third party, creating immediate regulatory and customer harm exposure</w:t>
+        <w:t>Agent with tenure &gt;365 days committed two FATAL confidentiality breaches by failing to verify caller identity and disclosing case information to an unauthorized third party, creating severe compliance and legal exposure</w:t>
       </w:r>
     </w:p>
     <w:p>
@@ -99,7 +99,7 @@
         <w:pStyle w:val="ListBullet"/>
       </w:pPr>
       <w:r>
-        <w:t>Regulatory compliance violation exposing organization to CFPB enforcement action and potential fines for unauthorized disclosure of consumer credit information</w:t>
+        <w:t>Regulatory non-compliance with data protection and consumer credit privacy laws exposing organization to penalties and legal action</w:t>
       </w:r>
     </w:p>
     <w:p>
@@ -107,7 +107,7 @@
         <w:pStyle w:val="ListBullet"/>
       </w:pPr>
       <w:r>
-        <w:t>Customer PII compromise creating identity theft and fraud exposure</w:t>
+        <w:t>Unauthorized disclosure of consumer credit repair case details and personal information to third party creates liability for privacy violations</w:t>
       </w:r>
     </w:p>
     <w:p>
@@ -115,7 +115,7 @@
         <w:pStyle w:val="ListBullet"/>
       </w:pPr>
       <w:r>
-        <w:t>Legal liability from unauthorized third-party disclosure of protected account information</w:t>
+        <w:t>Customer trust severely compromised; potential for identity theft or misuse of disclosed information</w:t>
       </w:r>
     </w:p>
     <w:p>
@@ -123,7 +123,7 @@
         <w:pStyle w:val="ListBullet"/>
       </w:pPr>
       <w:r>
-        <w:t>Breach of contractual and statutory confidentiality obligations under consumer credit protection laws</w:t>
+        <w:t>Pattern of verification bypass by experienced agent (&gt;365 days tenure) indicates systemic training gap requiring immediate containment</w:t>
       </w:r>
     </w:p>
     <w:p>
@@ -152,7 +152,7 @@
         <w:pStyle w:val="ListBullet"/>
       </w:pPr>
       <w:r>
-        <w:t>Immediate removal of agent from production queue pending investigation</w:t>
+        <w:t>Immediately suspend agent from handling live calls until investigation and remediation complete</w:t>
       </w:r>
     </w:p>
     <w:p>
@@ -160,7 +160,7 @@
         <w:pStyle w:val="ListBullet"/>
       </w:pPr>
       <w:r>
-        <w:t>Compliance team to conduct full incident investigation and determine scope of unauthorized disclosures</w:t>
+        <w:t>Conduct urgent case review to identify all calls in past 30 days where verification may have been skipped or information disclosed improperly</w:t>
       </w:r>
     </w:p>
     <w:p>
@@ -168,7 +168,7 @@
         <w:pStyle w:val="ListBullet"/>
       </w:pPr>
       <w:r>
-        <w:t>Review all recent calls by this agent for additional verification or confidentiality failures</w:t>
+        <w:t>Notify affected customer(s) whose information was disclosed to unauthorized third party and document breach per regulatory requirements</w:t>
       </w:r>
     </w:p>
     <w:p>
@@ -176,7 +176,7 @@
         <w:pStyle w:val="ListBullet"/>
       </w:pPr>
       <w:r>
-        <w:t>Assess customer notification requirements and potential harm mitigation steps</w:t>
+        <w:t>Require agent to complete mandatory refresher training on verification procedures and confidentiality requirements with 100% assessment score before call floor return</w:t>
       </w:r>
     </w:p>
     <w:p>
@@ -184,7 +184,7 @@
         <w:pStyle w:val="ListBullet"/>
       </w:pPr>
       <w:r>
-        <w:t>Mandatory re-certification on verification protocols and confidentiality requirements before return to production</w:t>
+        <w:t>Implement 100% QA monitoring for agent's first 20 calls post-return with immediate coaching on any verification gaps</w:t>
       </w:r>
     </w:p>
     <w:p>
@@ -192,7 +192,7 @@
         <w:pStyle w:val="ListBullet"/>
       </w:pPr>
       <w:r>
-        <w:t>Document incident for regulatory reporting assessment</w:t>
+        <w:t>Escalate to Legal and Risk Management for regulatory reporting assessment and potential breach notification obligations</w:t>
       </w:r>
     </w:p>
     <w:sectPr>
